--- a/docs/dist/ui-design.docx
+++ b/docs/dist/ui-design.docx
@@ -952,7 +952,7 @@
               <a:graphicData uri="http://schemas.openxmlformats.org/drawingml/2006/picture">
                 <pic:pic>
                   <pic:nvPicPr>
-                    <pic:cNvPr descr="C:/Users/laxmi/AppData/Local/Temp/nova-docs-469f4695/ui-design-14.png" id="15" name="Picture"/>
+                    <pic:cNvPr descr="C:/Users/laxmi/AppData/Local/Temp/nova-docs-9d5e1198/ui-design-14.png" id="15" name="Picture"/>
                     <pic:cNvPicPr>
                       <a:picLocks noChangeArrowheads="1" noChangeAspect="1"/>
                     </pic:cNvPicPr>

--- a/docs/dist/ui-design.docx
+++ b/docs/dist/ui-design.docx
@@ -952,7 +952,7 @@
               <a:graphicData uri="http://schemas.openxmlformats.org/drawingml/2006/picture">
                 <pic:pic>
                   <pic:nvPicPr>
-                    <pic:cNvPr descr="C:/Users/laxmi/AppData/Local/Temp/nova-docs-9d5e1198/ui-design-14.png" id="15" name="Picture"/>
+                    <pic:cNvPr descr="C:/Users/laxmi/AppData/Local/Temp/nova-docs-458a248a/ui-design-14.png" id="15" name="Picture"/>
                     <pic:cNvPicPr>
                       <a:picLocks noChangeArrowheads="1" noChangeAspect="1"/>
                     </pic:cNvPicPr>

--- a/docs/dist/ui-design.docx
+++ b/docs/dist/ui-design.docx
@@ -952,7 +952,7 @@
               <a:graphicData uri="http://schemas.openxmlformats.org/drawingml/2006/picture">
                 <pic:pic>
                   <pic:nvPicPr>
-                    <pic:cNvPr descr="C:/Users/laxmi/AppData/Local/Temp/nova-docs-458a248a/ui-design-14.png" id="15" name="Picture"/>
+                    <pic:cNvPr descr="C:/Users/laxmi/AppData/Local/Temp/nova-docs-220cb107/ui-design-14.png" id="15" name="Picture"/>
                     <pic:cNvPicPr>
                       <a:picLocks noChangeArrowheads="1" noChangeAspect="1"/>
                     </pic:cNvPicPr>

--- a/docs/dist/ui-design.docx
+++ b/docs/dist/ui-design.docx
@@ -952,7 +952,7 @@
               <a:graphicData uri="http://schemas.openxmlformats.org/drawingml/2006/picture">
                 <pic:pic>
                   <pic:nvPicPr>
-                    <pic:cNvPr descr="C:/Users/laxmi/AppData/Local/Temp/nova-docs-220cb107/ui-design-14.png" id="15" name="Picture"/>
+                    <pic:cNvPr descr="C:/Users/laxmi/AppData/Local/Temp/nova-docs-661f5b5e/ui-design-14.png" id="15" name="Picture"/>
                     <pic:cNvPicPr>
                       <a:picLocks noChangeArrowheads="1" noChangeAspect="1"/>
                     </pic:cNvPicPr>

--- a/docs/dist/ui-design.docx
+++ b/docs/dist/ui-design.docx
@@ -952,7 +952,7 @@
               <a:graphicData uri="http://schemas.openxmlformats.org/drawingml/2006/picture">
                 <pic:pic>
                   <pic:nvPicPr>
-                    <pic:cNvPr descr="C:/Users/laxmi/AppData/Local/Temp/nova-docs-661f5b5e/ui-design-14.png" id="15" name="Picture"/>
+                    <pic:cNvPr descr="C:/Users/laxmi/AppData/Local/Temp/nova-docs-673141bd/ui-design-14.png" id="15" name="Picture"/>
                     <pic:cNvPicPr>
                       <a:picLocks noChangeArrowheads="1" noChangeAspect="1"/>
                     </pic:cNvPicPr>

--- a/docs/dist/ui-design.docx
+++ b/docs/dist/ui-design.docx
@@ -952,7 +952,7 @@
               <a:graphicData uri="http://schemas.openxmlformats.org/drawingml/2006/picture">
                 <pic:pic>
                   <pic:nvPicPr>
-                    <pic:cNvPr descr="C:/Users/laxmi/AppData/Local/Temp/nova-docs-673141bd/ui-design-14.png" id="15" name="Picture"/>
+                    <pic:cNvPr descr="C:/Users/laxmi/AppData/Local/Temp/nova-docs-6bc4c78f/ui-design-14.png" id="15" name="Picture"/>
                     <pic:cNvPicPr>
                       <a:picLocks noChangeArrowheads="1" noChangeAspect="1"/>
                     </pic:cNvPicPr>

--- a/docs/dist/ui-design.docx
+++ b/docs/dist/ui-design.docx
@@ -952,7 +952,7 @@
               <a:graphicData uri="http://schemas.openxmlformats.org/drawingml/2006/picture">
                 <pic:pic>
                   <pic:nvPicPr>
-                    <pic:cNvPr descr="C:/Users/laxmi/AppData/Local/Temp/nova-docs-6bc4c78f/ui-design-14.png" id="15" name="Picture"/>
+                    <pic:cNvPr descr="C:/Users/laxmi/AppData/Local/Temp/nova-docs-ae6bfa96/ui-design-14.png" id="15" name="Picture"/>
                     <pic:cNvPicPr>
                       <a:picLocks noChangeArrowheads="1" noChangeAspect="1"/>
                     </pic:cNvPicPr>

--- a/docs/dist/ui-design.docx
+++ b/docs/dist/ui-design.docx
@@ -952,7 +952,7 @@
               <a:graphicData uri="http://schemas.openxmlformats.org/drawingml/2006/picture">
                 <pic:pic>
                   <pic:nvPicPr>
-                    <pic:cNvPr descr="C:/Users/laxmi/AppData/Local/Temp/nova-docs-ae6bfa96/ui-design-14.png" id="15" name="Picture"/>
+                    <pic:cNvPr descr="C:/Users/laxmi/AppData/Local/Temp/nova-docs-b9545df6/ui-design-14.png" id="15" name="Picture"/>
                     <pic:cNvPicPr>
                       <a:picLocks noChangeArrowheads="1" noChangeAspect="1"/>
                     </pic:cNvPicPr>
